--- a/visa_appendices/docx/C_personal_commitment_undertaking.docx
+++ b/visa_appendices/docx/C_personal_commitment_undertaking.docx
@@ -663,7 +663,7 @@
           <w:iCs/>
           <w:i/>
         </w:rPr>
-        <w:t xml:space="preserve">This undertaking is given freely and without coercion. It is governed by the laws of England and Wales.</w:t>
+        <w:t xml:space="preserve">This undertaking was drafted personally by the Founder, is given freely and without coercion, and is governed by the laws of England and Wales.</w:t>
       </w:r>
     </w:p>
     <w:bookmarkEnd w:id="29"/>

--- a/visa_appendices/docx/C_personal_commitment_undertaking.docx
+++ b/visa_appendices/docx/C_personal_commitment_undertaking.docx
@@ -2,7 +2,15 @@
 <file path=word/document.xml><?xml version="1.0" encoding="utf-8"?>
 <w:document xmlns:w="http://schemas.openxmlformats.org/wordprocessingml/2006/main" xmlns:m="http://schemas.openxmlformats.org/officeDocument/2006/math" xmlns:r="http://schemas.openxmlformats.org/officeDocument/2006/relationships" xmlns:o="urn:schemas-microsoft-com:office:office" xmlns:v="urn:schemas-microsoft-com:vml" xmlns:w10="urn:schemas-microsoft-com:office:word" xmlns:a="http://schemas.openxmlformats.org/drawingml/2006/main" xmlns:pic="http://schemas.openxmlformats.org/drawingml/2006/picture" xmlns:wp="http://schemas.openxmlformats.org/drawingml/2006/wordprocessingDrawing">
   <w:body>
-    <w:bookmarkStart w:id="30" w:name="X5f18b481323a2550837098fbe749aa11c3379b5"/>
+    <w:p>
+      <w:pPr>
+        <w:pStyle w:val="Title"/>
+      </w:pPr>
+      <w:r>
+        <w:t xml:space="preserve">C_personal_commitment_undertaking</w:t>
+      </w:r>
+    </w:p>
+    <w:bookmarkStart w:id="19" w:name="X831f24c297efbdb1fd1befe08114728cc404cf9"/>
     <w:p>
       <w:pPr>
         <w:pStyle w:val="Heading1"/>
@@ -17,8 +25,8 @@
       </w:pPr>
       <w:r>
         <w:rPr>
+          <w:b/>
           <w:bCs/>
-          <w:b/>
         </w:rPr>
         <w:t xml:space="preserve">To:</w:t>
       </w:r>
@@ -33,8 +41,8 @@
       </w:r>
       <w:r>
         <w:rPr>
+          <w:b/>
           <w:bCs/>
-          <w:b/>
         </w:rPr>
         <w:t xml:space="preserve">From:</w:t>
       </w:r>
@@ -42,15 +50,21 @@
         <w:t xml:space="preserve"> </w:t>
       </w:r>
       <w:r>
-        <w:t xml:space="preserve">Yusuf Quadri ("the Founder")</w:t>
+        <w:t xml:space="preserve">Yusuf Quadri (</w:t>
+      </w:r>
+      <w:r>
+        <w:t xml:space="preserve">“the Founder”</w:t>
+      </w:r>
+      <w:r>
+        <w:t xml:space="preserve">)</w:t>
       </w:r>
       <w:r>
         <w:t xml:space="preserve"> </w:t>
       </w:r>
       <w:r>
         <w:rPr>
+          <w:b/>
           <w:bCs/>
-          <w:b/>
         </w:rPr>
         <w:t xml:space="preserve">Re:</w:t>
       </w:r>
@@ -65,8 +79,8 @@
       </w:r>
       <w:r>
         <w:rPr>
+          <w:b/>
           <w:bCs/>
-          <w:b/>
         </w:rPr>
         <w:t xml:space="preserve">Date:</w:t>
       </w:r>
@@ -96,16 +110,25 @@
       </w:r>
       <w:r>
         <w:rPr>
+          <w:b/>
           <w:bCs/>
-          <w:b/>
         </w:rPr>
         <w:t xml:space="preserve">Yusuf Quadri</w:t>
       </w:r>
       <w:r>
-        <w:t xml:space="preserve">, co-founder and CEO of DEQUAD Ltd (the "Company") and applicant for endorsement under the UK Innovator Founder route, irrevocably undertake to UK Endorsement Services Ltd as follows:</w:t>
-      </w:r>
-    </w:p>
-    <w:bookmarkStart w:id="20" w:name="Xa13e082fb3aaca71a4a0d6d445b8c0e79365029"/>
+        <w:t xml:space="preserve">, co-founder and CEO of DEQUAD Ltd (the</w:t>
+      </w:r>
+      <w:r>
+        <w:t xml:space="preserve"> </w:t>
+      </w:r>
+      <w:r>
+        <w:t xml:space="preserve">“Company”</w:t>
+      </w:r>
+      <w:r>
+        <w:t xml:space="preserve">) and applicant for endorsement under the UK Innovator Founder route, irrevocably undertake to UK Endorsement Services Ltd as follows:</w:t>
+      </w:r>
+    </w:p>
+    <w:bookmarkStart w:id="9" w:name="co-founder-context"/>
     <w:p>
       <w:pPr>
         <w:pStyle w:val="Heading2"/>
@@ -126,8 +149,8 @@
       </w:r>
       <w:r>
         <w:rPr>
+          <w:b/>
           <w:bCs/>
-          <w:b/>
         </w:rPr>
         <w:t xml:space="preserve">Yusuff Adeagbo</w:t>
       </w:r>
@@ -138,8 +161,8 @@
         <w:t xml:space="preserve">(Chief Technology Officer), who is also UK-resident, full-time on DEQUAD, and contributing matching founder share capital of £3,000. Both co-founders have signed customary founder-vesting on equivalent terms. The wider founding team — Dr Gerald Marfo (CMO), Adedapo Ajuwon (Senior Software Engineer) and Chinyere Jennifer (Senior Advisor) — is joining at incorporation on equity-only terms with no Year-1 salary.</w:t>
       </w:r>
     </w:p>
-    <w:bookmarkEnd w:id="20"/>
-    <w:bookmarkStart w:id="21" w:name="Xd584b08d881242e58cf388f57460cfb231cb44a"/>
+    <w:bookmarkEnd w:id="9"/>
+    <w:bookmarkStart w:id="10" w:name="sole-and-full-time-occupation"/>
     <w:p>
       <w:pPr>
         <w:pStyle w:val="Heading2"/>
@@ -160,8 +183,8 @@
       </w:r>
       <w:r>
         <w:rPr>
+          <w:b/>
           <w:bCs/>
-          <w:b/>
         </w:rPr>
         <w:t xml:space="preserve">sole and full-time occupation</w:t>
       </w:r>
@@ -176,8 +199,8 @@
       </w:r>
       <w:r>
         <w:rPr>
+          <w:b/>
           <w:bCs/>
-          <w:b/>
         </w:rPr>
         <w:t xml:space="preserve">35 hours per week</w:t>
       </w:r>
@@ -188,8 +211,8 @@
         <w:t xml:space="preserve">to DEQUAD Ltd, save for incidental activities expressly permitted by the Immigration Rules in force from time to time.</w:t>
       </w:r>
     </w:p>
-    <w:bookmarkEnd w:id="21"/>
-    <w:bookmarkStart w:id="22" w:name="Xd63e25dc76f173e85bdfb2f6ad13de270b30f52"/>
+    <w:bookmarkEnd w:id="10"/>
+    <w:bookmarkStart w:id="11" w:name="continuity-of-role-and-equity"/>
     <w:p>
       <w:pPr>
         <w:pStyle w:val="Heading2"/>
@@ -203,11 +226,11 @@
         <w:pStyle w:val="FirstParagraph"/>
       </w:pPr>
       <w:r>
-        <w:t xml:space="preserve">I will retain the role of Chief Executive Officer of the Company for the duration of the endorsement period. I will retain a material founding shareholding (initially 50%, jointly with the co-founder) throughout that period; any dilutive equity investment will be approved in advance by the endorsing body in accordance with UKES's published guidance.</w:t>
-      </w:r>
-    </w:p>
-    <w:bookmarkEnd w:id="22"/>
-    <w:bookmarkStart w:id="23" w:name="X0dfa8ade47e5c660ade1f698afbde768e55a0dd"/>
+        <w:t xml:space="preserve">I will retain the role of Chief Executive Officer of the Company for the duration of the endorsement period. I will retain a material founding shareholding (initially 50%, jointly with the co-founder) throughout that period; any dilutive equity investment will be approved in advance by the endorsing body in accordance with UKES’s published guidance.</w:t>
+      </w:r>
+    </w:p>
+    <w:bookmarkEnd w:id="11"/>
+    <w:bookmarkStart w:id="12" w:name="uk-base-of-operations"/>
     <w:p>
       <w:pPr>
         <w:pStyle w:val="Heading2"/>
@@ -221,11 +244,11 @@
         <w:pStyle w:val="FirstParagraph"/>
       </w:pPr>
       <w:r>
-        <w:t xml:space="preserve">I will base the Company's registered office, principal place of business, and operations in the United Kingdom. All employees recruited in support of the business plan submitted with this endorsement will be UK-based.</w:t>
-      </w:r>
-    </w:p>
-    <w:bookmarkEnd w:id="23"/>
-    <w:bookmarkStart w:id="24" w:name="Xbb4b262dd5eacc9f92e42d2da3247b244275cfd"/>
+        <w:t xml:space="preserve">I will base the Company’s registered office, principal place of business, and operations in the United Kingdom. All employees recruited in support of the business plan submitted with this endorsement will be UK-based.</w:t>
+      </w:r>
+    </w:p>
+    <w:bookmarkEnd w:id="12"/>
+    <w:bookmarkStart w:id="13" w:name="X6fcb64e6307d1329f24c8d71497eb3b120c45b5"/>
     <w:p>
       <w:pPr>
         <w:pStyle w:val="Heading2"/>
@@ -246,8 +269,8 @@
       </w:r>
       <w:r>
         <w:rPr>
+          <w:b/>
           <w:bCs/>
-          <w:b/>
         </w:rPr>
         <w:t xml:space="preserve">6, 12, and 24-month contact points</w:t>
       </w:r>
@@ -257,57 +280,33 @@
       <w:r>
         <w:t xml:space="preserve">with UKES as required by the Innovator Founder route, and will provide UKES with:</w:t>
       </w:r>
-    </w:p>
-    <w:p>
-      <w:pPr>
-        <w:numPr>
-          <w:ilvl w:val="0"/>
-          <w:numId w:val="1001"/>
-        </w:numPr>
-        <w:pStyle w:val="Compact"/>
-      </w:pPr>
-      <w:r>
-        <w:t xml:space="preserve">A current business-progress report;</w:t>
-      </w:r>
-    </w:p>
-    <w:p>
-      <w:pPr>
-        <w:numPr>
-          <w:ilvl w:val="0"/>
-          <w:numId w:val="1001"/>
-        </w:numPr>
-        <w:pStyle w:val="Compact"/>
-      </w:pPr>
-      <w:r>
-        <w:t xml:space="preserve">Up-to-date management accounts;</w:t>
-      </w:r>
-    </w:p>
-    <w:p>
-      <w:pPr>
-        <w:numPr>
-          <w:ilvl w:val="0"/>
-          <w:numId w:val="1001"/>
-        </w:numPr>
-        <w:pStyle w:val="Compact"/>
-      </w:pPr>
-      <w:r>
-        <w:t xml:space="preserve">Evidence of material milestones met;</w:t>
-      </w:r>
-    </w:p>
-    <w:p>
-      <w:pPr>
-        <w:numPr>
-          <w:ilvl w:val="0"/>
-          <w:numId w:val="1001"/>
-        </w:numPr>
-        <w:pStyle w:val="Compact"/>
-      </w:pPr>
-      <w:r>
-        <w:t xml:space="preserve">Notice of any material adverse changes in the business plan within 30 days of becoming aware of them.</w:t>
-      </w:r>
-    </w:p>
-    <w:bookmarkEnd w:id="24"/>
-    <w:bookmarkStart w:id="25" w:name="Xd8c50fdb8bcd36f659837702c9d71212fe0acfe"/>
+      <w:r>
+        <w:t xml:space="preserve"> </w:t>
+      </w:r>
+      <w:r>
+        <w:t xml:space="preserve">- A current business-progress report;</w:t>
+      </w:r>
+      <w:r>
+        <w:t xml:space="preserve"> </w:t>
+      </w:r>
+      <w:r>
+        <w:t xml:space="preserve">- Up-to-date management accounts;</w:t>
+      </w:r>
+      <w:r>
+        <w:t xml:space="preserve"> </w:t>
+      </w:r>
+      <w:r>
+        <w:t xml:space="preserve">- Evidence of material milestones met;</w:t>
+      </w:r>
+      <w:r>
+        <w:t xml:space="preserve"> </w:t>
+      </w:r>
+      <w:r>
+        <w:t xml:space="preserve">- Notice of any material adverse changes in the business plan within 30 days of becoming aware of them.</w:t>
+      </w:r>
+    </w:p>
+    <w:bookmarkEnd w:id="13"/>
+    <w:bookmarkStart w:id="14" w:name="material-changes"/>
     <w:p>
       <w:pPr>
         <w:pStyle w:val="Heading2"/>
@@ -323,57 +322,33 @@
       <w:r>
         <w:t xml:space="preserve">I undertake to notify UKES in writing of any of the following events within thirty (30) days of their occurrence:</w:t>
       </w:r>
-    </w:p>
-    <w:p>
-      <w:pPr>
-        <w:numPr>
-          <w:ilvl w:val="0"/>
-          <w:numId w:val="1002"/>
-        </w:numPr>
-        <w:pStyle w:val="Compact"/>
-      </w:pPr>
-      <w:r>
-        <w:t xml:space="preserve">Change in the legal form of the Company;</w:t>
-      </w:r>
-    </w:p>
-    <w:p>
-      <w:pPr>
-        <w:numPr>
-          <w:ilvl w:val="0"/>
-          <w:numId w:val="1002"/>
-        </w:numPr>
-        <w:pStyle w:val="Compact"/>
-      </w:pPr>
-      <w:r>
-        <w:t xml:space="preserve">Sale or transfer of more than 25% of the Company's equity in a single transaction;</w:t>
-      </w:r>
-    </w:p>
-    <w:p>
-      <w:pPr>
-        <w:numPr>
-          <w:ilvl w:val="0"/>
-          <w:numId w:val="1002"/>
-        </w:numPr>
-        <w:pStyle w:val="Compact"/>
-      </w:pPr>
-      <w:r>
-        <w:t xml:space="preserve">Departure from the business model, market, or geography submitted in support of the endorsement;</w:t>
-      </w:r>
-    </w:p>
-    <w:p>
-      <w:pPr>
-        <w:numPr>
-          <w:ilvl w:val="0"/>
-          <w:numId w:val="1002"/>
-        </w:numPr>
-        <w:pStyle w:val="Compact"/>
-      </w:pPr>
-      <w:r>
-        <w:t xml:space="preserve">Insolvency event, including but not limited to administration, voluntary arrangement, or winding-up petition.</w:t>
-      </w:r>
-    </w:p>
-    <w:bookmarkEnd w:id="25"/>
-    <w:bookmarkStart w:id="26" w:name="X59eb465dbf7a0446f3807d75a69e183b8434fde"/>
+      <w:r>
+        <w:t xml:space="preserve"> </w:t>
+      </w:r>
+      <w:r>
+        <w:t xml:space="preserve">- Change in the legal form of the Company;</w:t>
+      </w:r>
+      <w:r>
+        <w:t xml:space="preserve"> </w:t>
+      </w:r>
+      <w:r>
+        <w:t xml:space="preserve">- Sale or transfer of more than 25% of the Company’s equity in a single transaction;</w:t>
+      </w:r>
+      <w:r>
+        <w:t xml:space="preserve"> </w:t>
+      </w:r>
+      <w:r>
+        <w:t xml:space="preserve">- Departure from the business model, market, or geography submitted in support of the endorsement;</w:t>
+      </w:r>
+      <w:r>
+        <w:t xml:space="preserve"> </w:t>
+      </w:r>
+      <w:r>
+        <w:t xml:space="preserve">- Insolvency event, including but not limited to administration, voluntary arrangement, or winding-up petition.</w:t>
+      </w:r>
+    </w:p>
+    <w:bookmarkEnd w:id="14"/>
+    <w:bookmarkStart w:id="15" w:name="legal-and-regulatory-compliance"/>
     <w:p>
       <w:pPr>
         <w:pStyle w:val="Heading2"/>
@@ -389,69 +364,39 @@
       <w:r>
         <w:t xml:space="preserve">I undertake that DEQUAD Ltd will at all times comply with:</w:t>
       </w:r>
-    </w:p>
-    <w:p>
-      <w:pPr>
-        <w:numPr>
-          <w:ilvl w:val="0"/>
-          <w:numId w:val="1003"/>
-        </w:numPr>
-        <w:pStyle w:val="Compact"/>
-      </w:pPr>
-      <w:r>
-        <w:t xml:space="preserve">UK GDPR and the Data Protection Act 2018;</w:t>
-      </w:r>
-    </w:p>
-    <w:p>
-      <w:pPr>
-        <w:numPr>
-          <w:ilvl w:val="0"/>
-          <w:numId w:val="1003"/>
-        </w:numPr>
-        <w:pStyle w:val="Compact"/>
-      </w:pPr>
-      <w:r>
-        <w:t xml:space="preserve">The Online Safety Act 2023 and applicable secondary regulations;</w:t>
-      </w:r>
-    </w:p>
-    <w:p>
-      <w:pPr>
-        <w:numPr>
-          <w:ilvl w:val="0"/>
-          <w:numId w:val="1003"/>
-        </w:numPr>
-        <w:pStyle w:val="Compact"/>
-      </w:pPr>
-      <w:r>
-        <w:t xml:space="preserve">The Equality Act 2010;</w:t>
-      </w:r>
-    </w:p>
-    <w:p>
-      <w:pPr>
-        <w:numPr>
-          <w:ilvl w:val="0"/>
-          <w:numId w:val="1003"/>
-        </w:numPr>
-        <w:pStyle w:val="Compact"/>
-      </w:pPr>
-      <w:r>
-        <w:t xml:space="preserve">The Companies Act 2006;</w:t>
-      </w:r>
-    </w:p>
-    <w:p>
-      <w:pPr>
-        <w:numPr>
-          <w:ilvl w:val="0"/>
-          <w:numId w:val="1003"/>
-        </w:numPr>
-        <w:pStyle w:val="Compact"/>
-      </w:pPr>
-      <w:r>
-        <w:t xml:space="preserve">All applicable safeguarding obligations, including those applicable to processors of data relating to children and vulnerable adults.</w:t>
-      </w:r>
-    </w:p>
-    <w:bookmarkEnd w:id="26"/>
-    <w:bookmarkStart w:id="27" w:name="X36b38596e0b353845e0b9f2460abedefbcc6947"/>
+      <w:r>
+        <w:t xml:space="preserve"> </w:t>
+      </w:r>
+      <w:r>
+        <w:t xml:space="preserve">- UK GDPR and the Data Protection Act 2018;</w:t>
+      </w:r>
+      <w:r>
+        <w:t xml:space="preserve"> </w:t>
+      </w:r>
+      <w:r>
+        <w:t xml:space="preserve">- The Online Safety Act 2023 and applicable secondary regulations;</w:t>
+      </w:r>
+      <w:r>
+        <w:t xml:space="preserve"> </w:t>
+      </w:r>
+      <w:r>
+        <w:t xml:space="preserve">- The Equality Act 2010;</w:t>
+      </w:r>
+      <w:r>
+        <w:t xml:space="preserve"> </w:t>
+      </w:r>
+      <w:r>
+        <w:t xml:space="preserve">- The Companies Act 2006;</w:t>
+      </w:r>
+      <w:r>
+        <w:t xml:space="preserve"> </w:t>
+      </w:r>
+      <w:r>
+        <w:t xml:space="preserve">- All applicable safeguarding obligations, including those applicable to processors of data relating to children and vulnerable adults.</w:t>
+      </w:r>
+    </w:p>
+    <w:bookmarkEnd w:id="15"/>
+    <w:bookmarkStart w:id="16" w:name="anti-fraud-and-good-standing"/>
     <w:p>
       <w:pPr>
         <w:pStyle w:val="Heading2"/>
@@ -467,45 +412,27 @@
       <w:r>
         <w:t xml:space="preserve">I confirm that I have not been:</w:t>
       </w:r>
-    </w:p>
-    <w:p>
-      <w:pPr>
-        <w:numPr>
-          <w:ilvl w:val="0"/>
-          <w:numId w:val="1004"/>
-        </w:numPr>
-        <w:pStyle w:val="Compact"/>
-      </w:pPr>
-      <w:r>
-        <w:t xml:space="preserve">Convicted of any criminal offence in any jurisdiction that would be considered serious under UK law;</w:t>
-      </w:r>
-    </w:p>
-    <w:p>
-      <w:pPr>
-        <w:numPr>
-          <w:ilvl w:val="0"/>
-          <w:numId w:val="1004"/>
-        </w:numPr>
-        <w:pStyle w:val="Compact"/>
-      </w:pPr>
-      <w:r>
-        <w:t xml:space="preserve">Subject to any disqualification order under the Company Directors Disqualification Act 1986;</w:t>
-      </w:r>
-    </w:p>
-    <w:p>
-      <w:pPr>
-        <w:numPr>
-          <w:ilvl w:val="0"/>
-          <w:numId w:val="1004"/>
-        </w:numPr>
-        <w:pStyle w:val="Compact"/>
-      </w:pPr>
-      <w:r>
-        <w:t xml:space="preserve">Subject to any current investigation by HMRC, the Insolvency Service, or any equivalent overseas authority.</w:t>
-      </w:r>
-    </w:p>
-    <w:bookmarkEnd w:id="27"/>
-    <w:bookmarkStart w:id="28" w:name="X942aff9469260ab013b1cc626bc5ba7b61b1354"/>
+      <w:r>
+        <w:t xml:space="preserve"> </w:t>
+      </w:r>
+      <w:r>
+        <w:t xml:space="preserve">- Convicted of any criminal offence in any jurisdiction that would be considered serious under UK law;</w:t>
+      </w:r>
+      <w:r>
+        <w:t xml:space="preserve"> </w:t>
+      </w:r>
+      <w:r>
+        <w:t xml:space="preserve">- Subject to any disqualification order under the Company Directors Disqualification Act 1986;</w:t>
+      </w:r>
+      <w:r>
+        <w:t xml:space="preserve"> </w:t>
+      </w:r>
+      <w:r>
+        <w:t xml:space="preserve">- Subject to any current investigation by HMRC, the Insolvency Service, or any equivalent overseas authority.</w:t>
+      </w:r>
+    </w:p>
+    <w:bookmarkEnd w:id="16"/>
+    <w:bookmarkStart w:id="17" w:name="truthfulness-of-submission"/>
     <w:p>
       <w:pPr>
         <w:pStyle w:val="Heading2"/>
@@ -523,8 +450,8 @@
       </w:r>
       <w:r>
         <w:rPr>
+          <w:b/>
           <w:bCs/>
-          <w:b/>
         </w:rPr>
         <w:t xml:space="preserve">INNOVATOR_VISA_DEQUAD.md</w:t>
       </w:r>
@@ -532,8 +459,8 @@
         <w:t xml:space="preserve">) and all appendices are true and accurate to the best of my knowledge. I acknowledge that the provision of false information may result in the revocation of any endorsement granted and removal of leave to remain in the United Kingdom.</w:t>
       </w:r>
     </w:p>
-    <w:bookmarkEnd w:id="28"/>
-    <w:bookmarkStart w:id="29" w:name="X1bc9fe0d5050155ed9487ce29b61105f715ff71"/>
+    <w:bookmarkEnd w:id="17"/>
+    <w:bookmarkStart w:id="18" w:name="use-of-endorsement"/>
     <w:p>
       <w:pPr>
         <w:pStyle w:val="Heading2"/>
@@ -547,7 +474,7 @@
         <w:pStyle w:val="FirstParagraph"/>
       </w:pPr>
       <w:r>
-        <w:t xml:space="preserve">I will not represent to any third party that endorsement carries any implication of investment recommendation, financial advice, or guarantee of business success. I will use the endorsement only for the purpose of supporting my Innovator Founder visa application and as evidence of UKES's professional view at the date of issue.</w:t>
+        <w:t xml:space="preserve">I will not represent to any third party that endorsement carries any implication of investment recommendation, financial advice, or guarantee of business success. I will use the endorsement only for the purpose of supporting my Innovator Founder visa application and as evidence of UKES’s professional view at the date of issue.</w:t>
       </w:r>
     </w:p>
     <w:p>
@@ -563,8 +490,8 @@
       </w:pPr>
       <w:r>
         <w:rPr>
+          <w:b/>
           <w:bCs/>
-          <w:b/>
         </w:rPr>
         <w:t xml:space="preserve">Signed:</w:t>
       </w:r>
@@ -581,8 +508,8 @@
       </w:pPr>
       <w:r>
         <w:rPr>
+          <w:b/>
           <w:bCs/>
-          <w:b/>
         </w:rPr>
         <w:t xml:space="preserve">Print name:</w:t>
       </w:r>
@@ -599,8 +526,8 @@
       </w:pPr>
       <w:r>
         <w:rPr>
+          <w:b/>
           <w:bCs/>
-          <w:b/>
         </w:rPr>
         <w:t xml:space="preserve">Date:</w:t>
       </w:r>
@@ -617,8 +544,8 @@
       </w:pPr>
       <w:r>
         <w:rPr>
+          <w:b/>
           <w:bCs/>
-          <w:b/>
         </w:rPr>
         <w:t xml:space="preserve">Witness signature:</w:t>
       </w:r>
@@ -635,8 +562,8 @@
       </w:pPr>
       <w:r>
         <w:rPr>
+          <w:b/>
           <w:bCs/>
-          <w:b/>
         </w:rPr>
         <w:t xml:space="preserve">Witness name + address:</w:t>
       </w:r>
@@ -660,15 +587,19 @@
       </w:pPr>
       <w:r>
         <w:rPr>
+          <w:i/>
           <w:iCs/>
-          <w:i/>
         </w:rPr>
         <w:t xml:space="preserve">This undertaking was drafted personally by the Founder, is given freely and without coercion, and is governed by the laws of England and Wales.</w:t>
       </w:r>
     </w:p>
-    <w:bookmarkEnd w:id="29"/>
-    <w:bookmarkEnd w:id="30"/>
-    <w:sectPr/>
+    <w:bookmarkEnd w:id="18"/>
+    <w:bookmarkEnd w:id="19"/>
+    <w:sectPr>
+      <w:footnotePr>
+        <w:numRestart w:val="eachSect"/>
+      </w:footnotePr>
+    </w:sectPr>
   </w:body>
 </w:document>
 </file>
@@ -699,14 +630,14 @@
 <file path=word/numbering.xml><?xml version="1.0" encoding="utf-8"?>
 <w:numbering xmlns:w="http://schemas.openxmlformats.org/wordprocessingml/2006/main">
   <w:abstractNum w:abstractNumId="990">
-    <w:nsid w:val="A990"/>
+    <w:nsid w:val="0000A990"/>
     <w:multiLevelType w:val="multilevel"/>
     <w:lvl w:ilvl="0">
       <w:numFmt w:val="bullet"/>
       <w:lvlText w:val=" "/>
       <w:lvlJc w:val="left"/>
       <w:pPr>
-        <w:ind w:left="720" w:hanging="480"/>
+        <w:ind w:left="720" w:hanging="360"/>
       </w:pPr>
     </w:lvl>
     <w:lvl w:ilvl="1">
@@ -714,7 +645,7 @@
       <w:lvlText w:val=" "/>
       <w:lvlJc w:val="left"/>
       <w:pPr>
-        <w:ind w:left="1440" w:hanging="480"/>
+        <w:ind w:left="1440" w:hanging="360"/>
       </w:pPr>
     </w:lvl>
     <w:lvl w:ilvl="2">
@@ -722,7 +653,7 @@
       <w:lvlText w:val=" "/>
       <w:lvlJc w:val="left"/>
       <w:pPr>
-        <w:ind w:left="2160" w:hanging="480"/>
+        <w:ind w:left="2160" w:hanging="360"/>
       </w:pPr>
     </w:lvl>
     <w:lvl w:ilvl="3">
@@ -730,7 +661,7 @@
       <w:lvlText w:val=" "/>
       <w:lvlJc w:val="left"/>
       <w:pPr>
-        <w:ind w:left="2880" w:hanging="480"/>
+        <w:ind w:left="2880" w:hanging="360"/>
       </w:pPr>
     </w:lvl>
     <w:lvl w:ilvl="4">
@@ -738,7 +669,7 @@
       <w:lvlText w:val=" "/>
       <w:lvlJc w:val="left"/>
       <w:pPr>
-        <w:ind w:left="3600" w:hanging="480"/>
+        <w:ind w:left="3600" w:hanging="360"/>
       </w:pPr>
     </w:lvl>
     <w:lvl w:ilvl="5">
@@ -746,7 +677,7 @@
       <w:lvlText w:val=" "/>
       <w:lvlJc w:val="left"/>
       <w:pPr>
-        <w:ind w:left="4320" w:hanging="480"/>
+        <w:ind w:left="4320" w:hanging="360"/>
       </w:pPr>
     </w:lvl>
     <w:lvl w:ilvl="6">
@@ -754,7 +685,7 @@
       <w:lvlText w:val=" "/>
       <w:lvlJc w:val="left"/>
       <w:pPr>
-        <w:ind w:left="5040" w:hanging="480"/>
+        <w:ind w:left="5040" w:hanging="360"/>
       </w:pPr>
     </w:lvl>
     <w:lvl w:ilvl="7">
@@ -762,7 +693,7 @@
       <w:lvlText w:val=" "/>
       <w:lvlJc w:val="left"/>
       <w:pPr>
-        <w:ind w:left="5760" w:hanging="480"/>
+        <w:ind w:left="5760" w:hanging="360"/>
       </w:pPr>
     </w:lvl>
     <w:lvl w:ilvl="8">
@@ -770,100 +701,12 @@
       <w:lvlText w:val=" "/>
       <w:lvlJc w:val="left"/>
       <w:pPr>
-        <w:ind w:left="6480" w:hanging="480"/>
-      </w:pPr>
-    </w:lvl>
-  </w:abstractNum>
-  <w:abstractNum w:abstractNumId="991">
-    <w:nsid w:val="A991"/>
-    <w:multiLevelType w:val="multilevel"/>
-    <w:lvl w:ilvl="0">
-      <w:numFmt w:val="bullet"/>
-      <w:lvlText w:val="•"/>
-      <w:lvlJc w:val="left"/>
-      <w:pPr>
-        <w:ind w:left="720" w:hanging="480"/>
-      </w:pPr>
-    </w:lvl>
-    <w:lvl w:ilvl="1">
-      <w:numFmt w:val="bullet"/>
-      <w:lvlText w:val="–"/>
-      <w:lvlJc w:val="left"/>
-      <w:pPr>
-        <w:ind w:left="1440" w:hanging="480"/>
-      </w:pPr>
-    </w:lvl>
-    <w:lvl w:ilvl="2">
-      <w:numFmt w:val="bullet"/>
-      <w:lvlText w:val="•"/>
-      <w:lvlJc w:val="left"/>
-      <w:pPr>
-        <w:ind w:left="2160" w:hanging="480"/>
-      </w:pPr>
-    </w:lvl>
-    <w:lvl w:ilvl="3">
-      <w:numFmt w:val="bullet"/>
-      <w:lvlText w:val="–"/>
-      <w:lvlJc w:val="left"/>
-      <w:pPr>
-        <w:ind w:left="2880" w:hanging="480"/>
-      </w:pPr>
-    </w:lvl>
-    <w:lvl w:ilvl="4">
-      <w:numFmt w:val="bullet"/>
-      <w:lvlText w:val="•"/>
-      <w:lvlJc w:val="left"/>
-      <w:pPr>
-        <w:ind w:left="3600" w:hanging="480"/>
-      </w:pPr>
-    </w:lvl>
-    <w:lvl w:ilvl="5">
-      <w:numFmt w:val="bullet"/>
-      <w:lvlText w:val="–"/>
-      <w:lvlJc w:val="left"/>
-      <w:pPr>
-        <w:ind w:left="4320" w:hanging="480"/>
-      </w:pPr>
-    </w:lvl>
-    <w:lvl w:ilvl="6">
-      <w:numFmt w:val="bullet"/>
-      <w:lvlText w:val="•"/>
-      <w:lvlJc w:val="left"/>
-      <w:pPr>
-        <w:ind w:left="5040" w:hanging="480"/>
-      </w:pPr>
-    </w:lvl>
-    <w:lvl w:ilvl="7">
-      <w:numFmt w:val="bullet"/>
-      <w:lvlText w:val="–"/>
-      <w:lvlJc w:val="left"/>
-      <w:pPr>
-        <w:ind w:left="5760" w:hanging="480"/>
-      </w:pPr>
-    </w:lvl>
-    <w:lvl w:ilvl="8">
-      <w:numFmt w:val="bullet"/>
-      <w:lvlText w:val="•"/>
-      <w:lvlJc w:val="left"/>
-      <w:pPr>
-        <w:ind w:left="6480" w:hanging="480"/>
+        <w:ind w:left="6480" w:hanging="360"/>
       </w:pPr>
     </w:lvl>
   </w:abstractNum>
   <w:num w:numId="1000">
     <w:abstractNumId w:val="990"/>
-  </w:num>
-  <w:num w:numId="1001">
-    <w:abstractNumId w:val="991"/>
-  </w:num>
-  <w:num w:numId="1002">
-    <w:abstractNumId w:val="991"/>
-  </w:num>
-  <w:num w:numId="1003">
-    <w:abstractNumId w:val="991"/>
-  </w:num>
-  <w:num w:numId="1004">
-    <w:abstractNumId w:val="991"/>
   </w:num>
 </w:numbering>
 </file>
@@ -873,10 +716,10 @@
   <w:docDefaults>
     <w:rPrDefault>
       <w:rPr>
-        <w:rFonts w:asciiTheme="minorHAnsi" w:cstheme="minorBidi" w:eastAsiaTheme="minorHAnsi" w:hAnsiTheme="minorHAnsi"/>
+        <w:rFonts w:asciiTheme="minorHAnsi" w:cstheme="minorBidi" w:eastAsiaTheme="minorEastAsia" w:hAnsiTheme="minorHAnsi"/>
         <w:sz w:val="24"/>
         <w:szCs w:val="24"/>
-        <w:lang w:bidi="ar-SA" w:eastAsia="en-US" w:val="en-US"/>
+        <w:lang w:bidi="ar-SA" w:eastAsia="zh-CN" w:val="en-US"/>
       </w:rPr>
     </w:rPrDefault>
     <w:pPrDefault>
@@ -894,10 +737,10 @@
     <w:name w:val="Body Text"/>
     <w:basedOn w:val="Normal"/>
     <w:link w:val="BodyTextChar"/>
+    <w:qFormat/>
     <w:pPr>
       <w:spacing w:after="180" w:before="180"/>
     </w:pPr>
-    <w:qFormat/>
   </w:style>
   <w:style w:customStyle="1" w:styleId="FirstParagraph" w:type="paragraph">
     <w:name w:val="First Paragraph"/>
@@ -917,57 +760,111 @@
     <w:name w:val="Title"/>
     <w:basedOn w:val="Normal"/>
     <w:next w:val="BodyText"/>
-    <w:qFormat/>
-    <w:pPr>
-      <w:keepNext/>
-      <w:keepLines/>
-      <w:spacing w:after="240" w:before="480"/>
+    <w:link w:val="TitleChar"/>
+    <w:uiPriority w:val="10"/>
+    <w:qFormat/>
+    <w:rsid w:val="00A10FD9"/>
+    <w:pPr>
+      <w:spacing w:after="80" w:line="240" w:lineRule="auto"/>
+      <w:contextualSpacing/>
       <w:jc w:val="center"/>
     </w:pPr>
     <w:rPr>
       <w:rFonts w:asciiTheme="majorHAnsi" w:cstheme="majorBidi" w:eastAsiaTheme="majorEastAsia" w:hAnsiTheme="majorHAnsi"/>
-      <w:b/>
-      <w:bCs/>
-      <w:color w:themeColor="accent1" w:themeShade="B5" w:val="345A8A"/>
-      <w:sz w:val="36"/>
-      <w:szCs w:val="36"/>
+      <w:sz w:val="56"/>
+      <w:szCs w:val="56"/>
+    </w:rPr>
+  </w:style>
+  <w:style w:customStyle="1" w:styleId="TitleChar" w:type="character">
+    <w:name w:val="Title Char"/>
+    <w:basedOn w:val="DefaultParagraphFont"/>
+    <w:link w:val="Title"/>
+    <w:uiPriority w:val="10"/>
+    <w:rsid w:val="00A10FD9"/>
+    <w:rPr>
+      <w:rFonts w:asciiTheme="majorHAnsi" w:cstheme="majorBidi" w:eastAsiaTheme="majorEastAsia" w:hAnsiTheme="majorHAnsi"/>
+      <w:sz w:val="56"/>
+      <w:szCs w:val="56"/>
     </w:rPr>
   </w:style>
   <w:style w:styleId="Subtitle" w:type="paragraph">
     <w:name w:val="Subtitle"/>
     <w:basedOn w:val="Title"/>
     <w:next w:val="BodyText"/>
+    <w:link w:val="SubtitleChar"/>
+    <w:uiPriority w:val="11"/>
+    <w:qFormat/>
+    <w:rsid w:val="00A10FD9"/>
+    <w:pPr>
+      <w:numPr>
+        <w:ilvl w:val="1"/>
+      </w:numPr>
+    </w:pPr>
+    <w:rPr>
+      <w:rFonts w:cstheme="majorBidi" w:eastAsiaTheme="majorEastAsia"/>
+      <w:spacing w:val="15"/>
+      <w:sz w:val="28"/>
+      <w:szCs w:val="28"/>
+    </w:rPr>
+  </w:style>
+  <w:style w:customStyle="1" w:styleId="SubtitleChar" w:type="character">
+    <w:name w:val="Subtitle Char"/>
+    <w:basedOn w:val="DefaultParagraphFont"/>
+    <w:link w:val="Subtitle"/>
+    <w:uiPriority w:val="11"/>
+    <w:rsid w:val="00A10FD9"/>
+    <w:rPr>
+      <w:rFonts w:cstheme="majorBidi" w:eastAsiaTheme="majorEastAsia"/>
+      <w:color w:themeColor="text1" w:themeTint="A6" w:val="595959"/>
+      <w:spacing w:val="15"/>
+      <w:sz w:val="28"/>
+      <w:szCs w:val="28"/>
+    </w:rPr>
+  </w:style>
+  <w:style w:customStyle="1" w:styleId="Author" w:type="paragraph">
+    <w:name w:val="Author"/>
+    <w:basedOn w:val="Title"/>
+    <w:next w:val="BodyText"/>
     <w:qFormat/>
     <w:pPr>
       <w:keepNext/>
       <w:keepLines/>
-      <w:spacing w:after="240" w:before="240"/>
-      <w:jc w:val="center"/>
-    </w:pPr>
-    <w:rPr>
-      <w:sz w:val="30"/>
-      <w:szCs w:val="30"/>
-    </w:rPr>
-  </w:style>
-  <w:style w:customStyle="1" w:styleId="Author" w:type="paragraph">
-    <w:name w:val="Author"/>
+    </w:pPr>
+    <w:rPr>
+      <w:sz w:val="24"/>
+      <w:szCs w:val="24"/>
+    </w:rPr>
+  </w:style>
+  <w:style w:styleId="Date" w:type="paragraph">
+    <w:name w:val="Date"/>
+    <w:basedOn w:val="Title"/>
     <w:next w:val="BodyText"/>
     <w:qFormat/>
     <w:pPr>
       <w:keepNext/>
       <w:keepLines/>
-      <w:jc w:val="center"/>
-    </w:pPr>
-  </w:style>
-  <w:style w:styleId="Date" w:type="paragraph">
-    <w:name w:val="Date"/>
-    <w:next w:val="BodyText"/>
+    </w:pPr>
+    <w:rPr>
+      <w:sz w:val="24"/>
+      <w:szCs w:val="24"/>
+    </w:rPr>
+  </w:style>
+  <w:style w:customStyle="1" w:styleId="AbstractTitle" w:type="paragraph">
+    <w:name w:val="Abstract Title"/>
+    <w:basedOn w:val="Normal"/>
+    <w:next w:val="Abstract"/>
     <w:qFormat/>
     <w:pPr>
       <w:keepNext/>
       <w:keepLines/>
+      <w:spacing w:after="0" w:before="300"/>
       <w:jc w:val="center"/>
     </w:pPr>
+    <w:rPr>
+      <w:b/>
+      <w:sz w:val="20"/>
+      <w:szCs w:val="20"/>
+    </w:rPr>
   </w:style>
   <w:style w:customStyle="1" w:styleId="Abstract" w:type="paragraph">
     <w:name w:val="Abstract"/>
@@ -977,7 +874,7 @@
     <w:pPr>
       <w:keepNext/>
       <w:keepLines/>
-      <w:spacing w:after="300" w:before="300"/>
+      <w:spacing w:after="300" w:before="100"/>
     </w:pPr>
     <w:rPr>
       <w:sz w:val="20"/>
@@ -993,191 +890,321 @@
     <w:rPr/>
   </w:style>
   <w:style w:styleId="Heading1" w:type="paragraph">
-    <w:name w:val="Heading 1"/>
+    <w:name w:val="heading 1"/>
     <w:basedOn w:val="Normal"/>
     <w:next w:val="BodyText"/>
-    <w:uiPriority w:val="9"/>
-    <w:qFormat/>
+    <w:link w:val="Heading1Char"/>
+    <w:uiPriority w:val="9"/>
+    <w:qFormat/>
+    <w:rsid w:val="00A10FD9"/>
     <w:pPr>
       <w:keepNext/>
       <w:keepLines/>
-      <w:spacing w:after="0" w:before="480"/>
+      <w:spacing w:after="80" w:before="360"/>
       <w:outlineLvl w:val="0"/>
     </w:pPr>
     <w:rPr>
       <w:rFonts w:asciiTheme="majorHAnsi" w:cstheme="majorBidi" w:eastAsiaTheme="majorEastAsia" w:hAnsiTheme="majorHAnsi"/>
-      <w:b/>
-      <w:bCs/>
-      <w:color w:themeColor="accent1" w:val="4F81BD"/>
+      <w:color w:themeColor="accent1" w:themeShade="BF" w:val="0F4761"/>
+      <w:sz w:val="40"/>
+      <w:szCs w:val="40"/>
+    </w:rPr>
+  </w:style>
+  <w:style w:styleId="Heading2" w:type="paragraph">
+    <w:name w:val="heading 2"/>
+    <w:basedOn w:val="Normal"/>
+    <w:next w:val="BodyText"/>
+    <w:link w:val="Heading2Char"/>
+    <w:uiPriority w:val="9"/>
+    <w:semiHidden/>
+    <w:unhideWhenUsed/>
+    <w:qFormat/>
+    <w:rsid w:val="00A10FD9"/>
+    <w:pPr>
+      <w:keepNext/>
+      <w:keepLines/>
+      <w:spacing w:after="80" w:before="160"/>
+      <w:outlineLvl w:val="1"/>
+    </w:pPr>
+    <w:rPr>
+      <w:rFonts w:asciiTheme="majorHAnsi" w:cstheme="majorBidi" w:eastAsiaTheme="majorEastAsia" w:hAnsiTheme="majorHAnsi"/>
+      <w:color w:themeColor="accent1" w:themeShade="BF" w:val="0F4761"/>
       <w:sz w:val="32"/>
       <w:szCs w:val="32"/>
     </w:rPr>
   </w:style>
-  <w:style w:styleId="Heading2" w:type="paragraph">
-    <w:name w:val="Heading 2"/>
+  <w:style w:styleId="Heading3" w:type="paragraph">
+    <w:name w:val="heading 3"/>
     <w:basedOn w:val="Normal"/>
     <w:next w:val="BodyText"/>
-    <w:uiPriority w:val="9"/>
+    <w:link w:val="Heading3Char"/>
+    <w:uiPriority w:val="9"/>
+    <w:semiHidden/>
     <w:unhideWhenUsed/>
     <w:qFormat/>
+    <w:rsid w:val="00A10FD9"/>
     <w:pPr>
       <w:keepNext/>
       <w:keepLines/>
-      <w:spacing w:after="0" w:before="200"/>
-      <w:outlineLvl w:val="1"/>
-    </w:pPr>
-    <w:rPr>
-      <w:rFonts w:asciiTheme="majorHAnsi" w:cstheme="majorBidi" w:eastAsiaTheme="majorEastAsia" w:hAnsiTheme="majorHAnsi"/>
-      <w:b/>
-      <w:bCs/>
-      <w:color w:themeColor="accent1" w:val="4F81BD"/>
+      <w:spacing w:after="80" w:before="160"/>
+      <w:outlineLvl w:val="2"/>
+    </w:pPr>
+    <w:rPr>
+      <w:rFonts w:cstheme="majorBidi" w:eastAsiaTheme="majorEastAsia"/>
+      <w:color w:themeColor="accent1" w:themeShade="BF" w:val="0F4761"/>
       <w:sz w:val="28"/>
       <w:szCs w:val="28"/>
     </w:rPr>
   </w:style>
-  <w:style w:styleId="Heading3" w:type="paragraph">
-    <w:name w:val="Heading 3"/>
+  <w:style w:styleId="Heading4" w:type="paragraph">
+    <w:name w:val="heading 4"/>
     <w:basedOn w:val="Normal"/>
     <w:next w:val="BodyText"/>
-    <w:uiPriority w:val="9"/>
+    <w:link w:val="Heading4Char"/>
+    <w:uiPriority w:val="9"/>
+    <w:semiHidden/>
     <w:unhideWhenUsed/>
     <w:qFormat/>
+    <w:rsid w:val="00A10FD9"/>
     <w:pPr>
       <w:keepNext/>
       <w:keepLines/>
-      <w:spacing w:after="0" w:before="200"/>
-      <w:outlineLvl w:val="2"/>
-    </w:pPr>
-    <w:rPr>
-      <w:rFonts w:asciiTheme="majorHAnsi" w:cstheme="majorBidi" w:eastAsiaTheme="majorEastAsia" w:hAnsiTheme="majorHAnsi"/>
-      <w:b/>
-      <w:bCs/>
-      <w:color w:themeColor="accent1" w:val="4F81BD"/>
-      <w:sz w:val="24"/>
-      <w:szCs w:val="24"/>
-    </w:rPr>
-  </w:style>
-  <w:style w:styleId="Heading4" w:type="paragraph">
-    <w:name w:val="Heading 4"/>
+      <w:spacing w:after="40" w:before="80"/>
+      <w:outlineLvl w:val="3"/>
+    </w:pPr>
+    <w:rPr>
+      <w:rFonts w:cstheme="majorBidi" w:eastAsiaTheme="majorEastAsia"/>
+      <w:i/>
+      <w:iCs/>
+      <w:color w:themeColor="accent1" w:themeShade="BF" w:val="0F4761"/>
+    </w:rPr>
+  </w:style>
+  <w:style w:styleId="Heading5" w:type="paragraph">
+    <w:name w:val="heading 5"/>
     <w:basedOn w:val="Normal"/>
     <w:next w:val="BodyText"/>
-    <w:uiPriority w:val="9"/>
+    <w:link w:val="Heading5Char"/>
+    <w:uiPriority w:val="9"/>
+    <w:semiHidden/>
     <w:unhideWhenUsed/>
     <w:qFormat/>
+    <w:rsid w:val="00A10FD9"/>
     <w:pPr>
       <w:keepNext/>
       <w:keepLines/>
-      <w:spacing w:after="0" w:before="200"/>
-      <w:outlineLvl w:val="3"/>
-    </w:pPr>
-    <w:rPr>
-      <w:rFonts w:asciiTheme="majorHAnsi" w:cstheme="majorBidi" w:eastAsiaTheme="majorEastAsia" w:hAnsiTheme="majorHAnsi"/>
-      <w:i/>
-      <w:bCs/>
-      <w:color w:themeColor="accent1" w:val="4F81BD"/>
-      <w:sz w:val="24"/>
-      <w:szCs w:val="24"/>
-    </w:rPr>
-  </w:style>
-  <w:style w:styleId="Heading5" w:type="paragraph">
-    <w:name w:val="Heading 5"/>
+      <w:spacing w:after="40" w:before="80"/>
+      <w:outlineLvl w:val="4"/>
+    </w:pPr>
+    <w:rPr>
+      <w:rFonts w:cstheme="majorBidi" w:eastAsiaTheme="majorEastAsia"/>
+      <w:color w:themeColor="accent1" w:themeShade="BF" w:val="0F4761"/>
+    </w:rPr>
+  </w:style>
+  <w:style w:styleId="Heading6" w:type="paragraph">
+    <w:name w:val="heading 6"/>
     <w:basedOn w:val="Normal"/>
     <w:next w:val="BodyText"/>
-    <w:uiPriority w:val="9"/>
+    <w:link w:val="Heading6Char"/>
+    <w:uiPriority w:val="9"/>
+    <w:semiHidden/>
     <w:unhideWhenUsed/>
     <w:qFormat/>
+    <w:rsid w:val="00A10FD9"/>
     <w:pPr>
       <w:keepNext/>
       <w:keepLines/>
-      <w:spacing w:after="0" w:before="200"/>
-      <w:outlineLvl w:val="4"/>
-    </w:pPr>
-    <w:rPr>
-      <w:rFonts w:asciiTheme="majorHAnsi" w:cstheme="majorBidi" w:eastAsiaTheme="majorEastAsia" w:hAnsiTheme="majorHAnsi"/>
+      <w:spacing w:after="0" w:before="40"/>
+      <w:outlineLvl w:val="5"/>
+    </w:pPr>
+    <w:rPr>
+      <w:rFonts w:cstheme="majorBidi" w:eastAsiaTheme="majorEastAsia"/>
+      <w:i/>
       <w:iCs/>
-      <w:color w:themeColor="accent1" w:val="4F81BD"/>
-      <w:sz w:val="24"/>
-      <w:szCs w:val="24"/>
-    </w:rPr>
-  </w:style>
-  <w:style w:styleId="Heading6" w:type="paragraph">
-    <w:name w:val="Heading 6"/>
+      <w:color w:themeColor="text1" w:themeTint="A6" w:val="595959"/>
+    </w:rPr>
+  </w:style>
+  <w:style w:styleId="Heading7" w:type="paragraph">
+    <w:name w:val="heading 7"/>
     <w:basedOn w:val="Normal"/>
     <w:next w:val="BodyText"/>
-    <w:uiPriority w:val="9"/>
+    <w:link w:val="Heading7Char"/>
+    <w:uiPriority w:val="9"/>
+    <w:semiHidden/>
     <w:unhideWhenUsed/>
     <w:qFormat/>
+    <w:rsid w:val="00A10FD9"/>
     <w:pPr>
       <w:keepNext/>
       <w:keepLines/>
-      <w:spacing w:after="0" w:before="200"/>
-      <w:outlineLvl w:val="5"/>
-    </w:pPr>
-    <w:rPr>
-      <w:rFonts w:asciiTheme="majorHAnsi" w:cstheme="majorBidi" w:eastAsiaTheme="majorEastAsia" w:hAnsiTheme="majorHAnsi"/>
-      <w:color w:themeColor="accent1" w:val="4F81BD"/>
-      <w:sz w:val="24"/>
-      <w:szCs w:val="24"/>
-    </w:rPr>
-  </w:style>
-  <w:style w:styleId="Heading7" w:type="paragraph">
-    <w:name w:val="Heading 7"/>
+      <w:spacing w:after="0" w:before="40"/>
+      <w:outlineLvl w:val="6"/>
+    </w:pPr>
+    <w:rPr>
+      <w:rFonts w:cstheme="majorBidi" w:eastAsiaTheme="majorEastAsia"/>
+      <w:color w:themeColor="text1" w:themeTint="A6" w:val="595959"/>
+    </w:rPr>
+  </w:style>
+  <w:style w:styleId="Heading8" w:type="paragraph">
+    <w:name w:val="heading 8"/>
     <w:basedOn w:val="Normal"/>
     <w:next w:val="BodyText"/>
-    <w:uiPriority w:val="9"/>
+    <w:link w:val="Heading8Char"/>
+    <w:uiPriority w:val="9"/>
+    <w:semiHidden/>
     <w:unhideWhenUsed/>
     <w:qFormat/>
+    <w:rsid w:val="00A10FD9"/>
     <w:pPr>
       <w:keepNext/>
       <w:keepLines/>
-      <w:spacing w:after="0" w:before="200"/>
-      <w:outlineLvl w:val="6"/>
-    </w:pPr>
-    <w:rPr>
-      <w:rFonts w:asciiTheme="majorHAnsi" w:cstheme="majorBidi" w:eastAsiaTheme="majorEastAsia" w:hAnsiTheme="majorHAnsi"/>
-      <w:color w:themeColor="accent1" w:val="4F81BD"/>
-      <w:sz w:val="24"/>
-      <w:szCs w:val="24"/>
-    </w:rPr>
-  </w:style>
-  <w:style w:styleId="Heading8" w:type="paragraph">
-    <w:name w:val="Heading 8"/>
+      <w:spacing w:after="0"/>
+      <w:outlineLvl w:val="7"/>
+    </w:pPr>
+    <w:rPr>
+      <w:rFonts w:cstheme="majorBidi" w:eastAsiaTheme="majorEastAsia"/>
+      <w:i/>
+      <w:iCs/>
+      <w:color w:themeColor="text1" w:themeTint="D8" w:val="272727"/>
+    </w:rPr>
+  </w:style>
+  <w:style w:styleId="Heading9" w:type="paragraph">
+    <w:name w:val="heading 9"/>
     <w:basedOn w:val="Normal"/>
     <w:next w:val="BodyText"/>
-    <w:uiPriority w:val="9"/>
+    <w:link w:val="Heading9Char"/>
+    <w:uiPriority w:val="9"/>
+    <w:semiHidden/>
     <w:unhideWhenUsed/>
     <w:qFormat/>
+    <w:rsid w:val="00A10FD9"/>
     <w:pPr>
       <w:keepNext/>
       <w:keepLines/>
-      <w:spacing w:after="0" w:before="200"/>
-      <w:outlineLvl w:val="7"/>
-    </w:pPr>
+      <w:spacing w:after="0"/>
+      <w:outlineLvl w:val="8"/>
+    </w:pPr>
+    <w:rPr>
+      <w:rFonts w:cstheme="majorBidi" w:eastAsiaTheme="majorEastAsia"/>
+      <w:color w:themeColor="text1" w:themeTint="D8" w:val="272727"/>
+    </w:rPr>
+  </w:style>
+  <w:style w:customStyle="1" w:styleId="Heading1Char" w:type="character">
+    <w:name w:val="Heading 1 Char"/>
+    <w:basedOn w:val="DefaultParagraphFont"/>
+    <w:link w:val="Heading1"/>
+    <w:uiPriority w:val="9"/>
+    <w:rsid w:val="00A10FD9"/>
     <w:rPr>
       <w:rFonts w:asciiTheme="majorHAnsi" w:cstheme="majorBidi" w:eastAsiaTheme="majorEastAsia" w:hAnsiTheme="majorHAnsi"/>
-      <w:color w:themeColor="accent1" w:val="4F81BD"/>
-      <w:sz w:val="24"/>
-      <w:szCs w:val="24"/>
-    </w:rPr>
-  </w:style>
-  <w:style w:styleId="Heading9" w:type="paragraph">
-    <w:name w:val="Heading 9"/>
-    <w:basedOn w:val="Normal"/>
-    <w:next w:val="BodyText"/>
-    <w:uiPriority w:val="9"/>
-    <w:unhideWhenUsed/>
-    <w:qFormat/>
-    <w:pPr>
-      <w:keepNext/>
-      <w:keepLines/>
-      <w:spacing w:after="0" w:before="200"/>
-      <w:outlineLvl w:val="8"/>
-    </w:pPr>
+      <w:color w:themeColor="accent1" w:themeShade="BF" w:val="0F4761"/>
+      <w:sz w:val="40"/>
+      <w:szCs w:val="40"/>
+    </w:rPr>
+  </w:style>
+  <w:style w:customStyle="1" w:styleId="Heading2Char" w:type="character">
+    <w:name w:val="Heading 2 Char"/>
+    <w:basedOn w:val="DefaultParagraphFont"/>
+    <w:link w:val="Heading2"/>
+    <w:uiPriority w:val="9"/>
+    <w:semiHidden/>
+    <w:rsid w:val="00A10FD9"/>
     <w:rPr>
       <w:rFonts w:asciiTheme="majorHAnsi" w:cstheme="majorBidi" w:eastAsiaTheme="majorEastAsia" w:hAnsiTheme="majorHAnsi"/>
-      <w:color w:themeColor="accent1" w:val="4F81BD"/>
-      <w:sz w:val="24"/>
-      <w:szCs w:val="24"/>
+      <w:color w:themeColor="accent1" w:themeShade="BF" w:val="0F4761"/>
+      <w:sz w:val="32"/>
+      <w:szCs w:val="32"/>
+    </w:rPr>
+  </w:style>
+  <w:style w:customStyle="1" w:styleId="Heading3Char" w:type="character">
+    <w:name w:val="Heading 3 Char"/>
+    <w:basedOn w:val="DefaultParagraphFont"/>
+    <w:link w:val="Heading3"/>
+    <w:uiPriority w:val="9"/>
+    <w:semiHidden/>
+    <w:rsid w:val="00A10FD9"/>
+    <w:rPr>
+      <w:rFonts w:cstheme="majorBidi" w:eastAsiaTheme="majorEastAsia"/>
+      <w:color w:themeColor="accent1" w:themeShade="BF" w:val="0F4761"/>
+      <w:sz w:val="28"/>
+      <w:szCs w:val="28"/>
+    </w:rPr>
+  </w:style>
+  <w:style w:customStyle="1" w:styleId="Heading4Char" w:type="character">
+    <w:name w:val="Heading 4 Char"/>
+    <w:basedOn w:val="DefaultParagraphFont"/>
+    <w:link w:val="Heading4"/>
+    <w:uiPriority w:val="9"/>
+    <w:semiHidden/>
+    <w:rsid w:val="00A10FD9"/>
+    <w:rPr>
+      <w:rFonts w:cstheme="majorBidi" w:eastAsiaTheme="majorEastAsia"/>
+      <w:i/>
+      <w:iCs/>
+      <w:color w:themeColor="accent1" w:themeShade="BF" w:val="0F4761"/>
+    </w:rPr>
+  </w:style>
+  <w:style w:customStyle="1" w:styleId="Heading5Char" w:type="character">
+    <w:name w:val="Heading 5 Char"/>
+    <w:basedOn w:val="DefaultParagraphFont"/>
+    <w:link w:val="Heading5"/>
+    <w:uiPriority w:val="9"/>
+    <w:semiHidden/>
+    <w:rsid w:val="00A10FD9"/>
+    <w:rPr>
+      <w:rFonts w:cstheme="majorBidi" w:eastAsiaTheme="majorEastAsia"/>
+      <w:color w:themeColor="accent1" w:themeShade="BF" w:val="0F4761"/>
+    </w:rPr>
+  </w:style>
+  <w:style w:customStyle="1" w:styleId="Heading6Char" w:type="character">
+    <w:name w:val="Heading 6 Char"/>
+    <w:basedOn w:val="DefaultParagraphFont"/>
+    <w:link w:val="Heading6"/>
+    <w:uiPriority w:val="9"/>
+    <w:semiHidden/>
+    <w:rsid w:val="00A10FD9"/>
+    <w:rPr>
+      <w:rFonts w:cstheme="majorBidi" w:eastAsiaTheme="majorEastAsia"/>
+      <w:i/>
+      <w:iCs/>
+      <w:color w:themeColor="text1" w:themeTint="A6" w:val="595959"/>
+    </w:rPr>
+  </w:style>
+  <w:style w:customStyle="1" w:styleId="Heading7Char" w:type="character">
+    <w:name w:val="Heading 7 Char"/>
+    <w:basedOn w:val="DefaultParagraphFont"/>
+    <w:link w:val="Heading7"/>
+    <w:uiPriority w:val="9"/>
+    <w:semiHidden/>
+    <w:rsid w:val="00A10FD9"/>
+    <w:rPr>
+      <w:rFonts w:cstheme="majorBidi" w:eastAsiaTheme="majorEastAsia"/>
+      <w:color w:themeColor="text1" w:themeTint="A6" w:val="595959"/>
+    </w:rPr>
+  </w:style>
+  <w:style w:customStyle="1" w:styleId="Heading8Char" w:type="character">
+    <w:name w:val="Heading 8 Char"/>
+    <w:basedOn w:val="DefaultParagraphFont"/>
+    <w:link w:val="Heading8"/>
+    <w:uiPriority w:val="9"/>
+    <w:semiHidden/>
+    <w:rsid w:val="00A10FD9"/>
+    <w:rPr>
+      <w:rFonts w:cstheme="majorBidi" w:eastAsiaTheme="majorEastAsia"/>
+      <w:i/>
+      <w:iCs/>
+      <w:color w:themeColor="text1" w:themeTint="D8" w:val="272727"/>
+    </w:rPr>
+  </w:style>
+  <w:style w:customStyle="1" w:styleId="Heading9Char" w:type="character">
+    <w:name w:val="Heading 9 Char"/>
+    <w:basedOn w:val="DefaultParagraphFont"/>
+    <w:link w:val="Heading9"/>
+    <w:uiPriority w:val="9"/>
+    <w:semiHidden/>
+    <w:rsid w:val="00A10FD9"/>
+    <w:rPr>
+      <w:rFonts w:cstheme="majorBidi" w:eastAsiaTheme="majorEastAsia"/>
+      <w:color w:themeColor="text1" w:themeTint="D8" w:val="272727"/>
     </w:rPr>
   </w:style>
   <w:style w:styleId="BlockText" w:type="paragraph">
@@ -1199,6 +1226,18 @@
     <w:uiPriority w:val="9"/>
     <w:unhideWhenUsed/>
     <w:qFormat/>
+  </w:style>
+  <w:style w:styleId="FootnoteBlockText" w:type="paragraph">
+    <w:name w:val="Footnote Block Text"/>
+    <w:basedOn w:val="FootnoteText"/>
+    <w:next w:val="FootnoteText"/>
+    <w:uiPriority w:val="9"/>
+    <w:unhideWhenUsed/>
+    <w:qFormat/>
+    <w:pPr>
+      <w:spacing w:after="100" w:before="100"/>
+      <w:ind w:firstLine="0" w:left="480" w:right="480"/>
+    </w:pPr>
   </w:style>
   <w:style w:default="1" w:styleId="DefaultParagraphFont" w:type="character">
     <w:name w:val="Default Paragraph Font"/>
@@ -1221,18 +1260,11 @@
       </w:tblCellMar>
     </w:tblPr>
     <w:tblStylePr w:type="firstRow">
-      <w:tblPr>
-        <w:jc w:val="left"/>
-        <w:tblInd w:type="dxa" w:w="0"/>
-      </w:tblPr>
-      <w:trPr>
-        <w:jc w:val="left"/>
-      </w:trPr>
       <w:tcPr>
-        <w:vAlign w:val="bottom"/>
         <w:tcBorders>
           <w:bottom w:val="single"/>
         </w:tcBorders>
+        <w:vAlign w:val="bottom"/>
       </w:tcPr>
     </w:tblStylePr>
   </w:style>
@@ -1347,8 +1379,8 @@
     <w:name w:val="KeywordTok"/>
     <w:basedOn w:val="VerbatimChar"/>
     <w:rPr>
+      <w:b/>
       <w:color w:val="007020"/>
-      <w:b/>
     </w:rPr>
   </w:style>
   <w:style w:type="character" w:customStyle="1" w:styleId="DataTypeTok">
@@ -1425,42 +1457,42 @@
     <w:name w:val="ImportTok"/>
     <w:basedOn w:val="VerbatimChar"/>
     <w:rPr>
+      <w:b/>
       <w:color w:val="008000"/>
-      <w:b/>
     </w:rPr>
   </w:style>
   <w:style w:type="character" w:customStyle="1" w:styleId="CommentTok">
     <w:name w:val="CommentTok"/>
     <w:basedOn w:val="VerbatimChar"/>
     <w:rPr>
+      <w:i/>
       <w:color w:val="60a0b0"/>
-      <w:i/>
     </w:rPr>
   </w:style>
   <w:style w:type="character" w:customStyle="1" w:styleId="DocumentationTok">
     <w:name w:val="DocumentationTok"/>
     <w:basedOn w:val="VerbatimChar"/>
     <w:rPr>
+      <w:i/>
       <w:color w:val="ba2121"/>
-      <w:i/>
     </w:rPr>
   </w:style>
   <w:style w:type="character" w:customStyle="1" w:styleId="AnnotationTok">
     <w:name w:val="AnnotationTok"/>
     <w:basedOn w:val="VerbatimChar"/>
     <w:rPr>
-      <w:color w:val="60a0b0"/>
       <w:b/>
       <w:i/>
+      <w:color w:val="60a0b0"/>
     </w:rPr>
   </w:style>
   <w:style w:type="character" w:customStyle="1" w:styleId="CommentVarTok">
     <w:name w:val="CommentVarTok"/>
     <w:basedOn w:val="VerbatimChar"/>
     <w:rPr>
-      <w:color w:val="60a0b0"/>
       <w:b/>
       <w:i/>
+      <w:color w:val="60a0b0"/>
     </w:rPr>
   </w:style>
   <w:style w:type="character" w:customStyle="1" w:styleId="OtherTok">
@@ -1488,8 +1520,8 @@
     <w:name w:val="ControlFlowTok"/>
     <w:basedOn w:val="VerbatimChar"/>
     <w:rPr>
+      <w:b/>
       <w:color w:val="007020"/>
-      <w:b/>
     </w:rPr>
   </w:style>
   <w:style w:type="character" w:customStyle="1" w:styleId="OperatorTok">
@@ -1534,34 +1566,34 @@
     <w:name w:val="InformationTok"/>
     <w:basedOn w:val="VerbatimChar"/>
     <w:rPr>
-      <w:color w:val="60a0b0"/>
       <w:b/>
       <w:i/>
+      <w:color w:val="60a0b0"/>
     </w:rPr>
   </w:style>
   <w:style w:type="character" w:customStyle="1" w:styleId="WarningTok">
     <w:name w:val="WarningTok"/>
     <w:basedOn w:val="VerbatimChar"/>
     <w:rPr>
-      <w:color w:val="60a0b0"/>
       <w:b/>
       <w:i/>
+      <w:color w:val="60a0b0"/>
     </w:rPr>
   </w:style>
   <w:style w:type="character" w:customStyle="1" w:styleId="AlertTok">
     <w:name w:val="AlertTok"/>
     <w:basedOn w:val="VerbatimChar"/>
     <w:rPr>
+      <w:b/>
       <w:color w:val="ff0000"/>
-      <w:b/>
     </w:rPr>
   </w:style>
   <w:style w:type="character" w:customStyle="1" w:styleId="ErrorTok">
     <w:name w:val="ErrorTok"/>
     <w:basedOn w:val="VerbatimChar"/>
     <w:rPr>
+      <w:b/>
       <w:color w:val="ff0000"/>
-      <w:b/>
     </w:rPr>
   </w:style>
   <w:style w:type="character" w:customStyle="1" w:styleId="NormalTok">
@@ -1583,44 +1615,44 @@
         <a:sysClr val="window" lastClr="FFFFFF"/>
       </a:lt1>
       <a:dk2>
-        <a:srgbClr val="1F497D"/>
+        <a:srgbClr val="0E2841"/>
       </a:dk2>
       <a:lt2>
-        <a:srgbClr val="EEECE1"/>
+        <a:srgbClr val="E8E8E8"/>
       </a:lt2>
       <a:accent1>
-        <a:srgbClr val="4F81BD"/>
+        <a:srgbClr val="156082"/>
       </a:accent1>
       <a:accent2>
-        <a:srgbClr val="C0504D"/>
+        <a:srgbClr val="E97132"/>
       </a:accent2>
       <a:accent3>
-        <a:srgbClr val="9BBB59"/>
+        <a:srgbClr val="196B24"/>
       </a:accent3>
       <a:accent4>
-        <a:srgbClr val="8064A2"/>
+        <a:srgbClr val="0F9ED5"/>
       </a:accent4>
       <a:accent5>
-        <a:srgbClr val="4BACC6"/>
+        <a:srgbClr val="A02B93"/>
       </a:accent5>
       <a:accent6>
-        <a:srgbClr val="F79646"/>
+        <a:srgbClr val="4EA72E"/>
       </a:accent6>
       <a:hlink>
-        <a:srgbClr val="0000FF"/>
+        <a:srgbClr val="467886"/>
       </a:hlink>
       <a:folHlink>
-        <a:srgbClr val="800080"/>
+        <a:srgbClr val="96607D"/>
       </a:folHlink>
     </a:clrScheme>
     <a:fontScheme name="Office">
       <a:majorFont>
-        <a:latin typeface="Calibri"/>
+        <a:latin typeface="Aptos Display" panose="02110004020202020204"/>
         <a:ea typeface=""/>
         <a:cs typeface=""/>
-        <a:font script="Jpan" typeface="ＭＳ ゴシック"/>
+        <a:font script="Jpan" typeface="游ゴシック Light"/>
         <a:font script="Hang" typeface="맑은 고딕"/>
-        <a:font script="Hans" typeface="宋体"/>
+        <a:font script="Hans" typeface="等线 Light"/>
         <a:font script="Hant" typeface="新細明體"/>
         <a:font script="Arab" typeface="Times New Roman"/>
         <a:font script="Hebr" typeface="Times New Roman"/>
@@ -1647,14 +1679,32 @@
         <a:font script="Mong" typeface="Mongolian Baiti"/>
         <a:font script="Viet" typeface="Times New Roman"/>
         <a:font script="Uigh" typeface="Microsoft Uighur"/>
+        <a:font script="Geor" typeface="Sylfaen"/>
+        <a:font script="Armn" typeface="Arial"/>
+        <a:font script="Bugi" typeface="Leelawadee UI"/>
+        <a:font script="Bopo" typeface="Microsoft JhengHei"/>
+        <a:font script="Java" typeface="Javanese Text"/>
+        <a:font script="Lisu" typeface="Segoe UI"/>
+        <a:font script="Mymr" typeface="Myanmar Text"/>
+        <a:font script="Nkoo" typeface="Ebrima"/>
+        <a:font script="Olck" typeface="Nirmala UI"/>
+        <a:font script="Osma" typeface="Ebrima"/>
+        <a:font script="Phag" typeface="Phagspa"/>
+        <a:font script="Syrn" typeface="Estrangelo Edessa"/>
+        <a:font script="Syrj" typeface="Estrangelo Edessa"/>
+        <a:font script="Syre" typeface="Estrangelo Edessa"/>
+        <a:font script="Sora" typeface="Nirmala UI"/>
+        <a:font script="Tale" typeface="Microsoft Tai Le"/>
+        <a:font script="Talu" typeface="Microsoft New Tai Lue"/>
+        <a:font script="Tfng" typeface="Ebrima"/>
       </a:majorFont>
       <a:minorFont>
-        <a:latin typeface="Cambria"/>
+        <a:latin typeface="Aptos" panose="02110004020202020204"/>
         <a:ea typeface=""/>
         <a:cs typeface=""/>
-        <a:font script="Jpan" typeface="ＭＳ 明朝"/>
+        <a:font script="Jpan" typeface="游明朝"/>
         <a:font script="Hang" typeface="맑은 고딕"/>
-        <a:font script="Hans" typeface="宋体"/>
+        <a:font script="Hans" typeface="等线"/>
         <a:font script="Hant" typeface="新細明體"/>
         <a:font script="Arab" typeface="Arial"/>
         <a:font script="Hebr" typeface="Arial"/>
@@ -1681,6 +1731,24 @@
         <a:font script="Mong" typeface="Mongolian Baiti"/>
         <a:font script="Viet" typeface="Arial"/>
         <a:font script="Uigh" typeface="Microsoft Uighur"/>
+        <a:font script="Geor" typeface="Sylfaen"/>
+        <a:font script="Armn" typeface="Arial"/>
+        <a:font script="Bugi" typeface="Leelawadee UI"/>
+        <a:font script="Bopo" typeface="Microsoft JhengHei"/>
+        <a:font script="Java" typeface="Javanese Text"/>
+        <a:font script="Lisu" typeface="Segoe UI"/>
+        <a:font script="Mymr" typeface="Myanmar Text"/>
+        <a:font script="Nkoo" typeface="Ebrima"/>
+        <a:font script="Olck" typeface="Nirmala UI"/>
+        <a:font script="Osma" typeface="Ebrima"/>
+        <a:font script="Phag" typeface="Phagspa"/>
+        <a:font script="Syrn" typeface="Estrangelo Edessa"/>
+        <a:font script="Syrj" typeface="Estrangelo Edessa"/>
+        <a:font script="Syre" typeface="Estrangelo Edessa"/>
+        <a:font script="Sora" typeface="Nirmala UI"/>
+        <a:font script="Tale" typeface="Microsoft Tai Le"/>
+        <a:font script="Talu" typeface="Microsoft New Tai Lue"/>
+        <a:font script="Tfng" typeface="Ebrima"/>
       </a:minorFont>
     </a:fontScheme>
     <a:fmtScheme name="Office">
@@ -1692,200 +1760,141 @@
           <a:gsLst>
             <a:gs pos="0">
               <a:schemeClr val="phClr">
-                <a:tint val="50000"/>
-                <a:satMod val="300000"/>
+                <a:lumMod val="110000"/>
+                <a:satMod val="105000"/>
+                <a:tint val="67000"/>
               </a:schemeClr>
             </a:gs>
-            <a:gs pos="35000">
+            <a:gs pos="50000">
               <a:schemeClr val="phClr">
-                <a:tint val="37000"/>
-                <a:satMod val="300000"/>
+                <a:lumMod val="105000"/>
+                <a:satMod val="103000"/>
+                <a:tint val="73000"/>
               </a:schemeClr>
             </a:gs>
             <a:gs pos="100000">
               <a:schemeClr val="phClr">
-                <a:tint val="15000"/>
-                <a:satMod val="350000"/>
+                <a:lumMod val="105000"/>
+                <a:satMod val="109000"/>
+                <a:tint val="81000"/>
               </a:schemeClr>
             </a:gs>
           </a:gsLst>
-          <a:lin ang="16200000" scaled="1"/>
+          <a:lin ang="5400000" scaled="0"/>
         </a:gradFill>
         <a:gradFill rotWithShape="1">
           <a:gsLst>
             <a:gs pos="0">
               <a:schemeClr val="phClr">
-                <a:tint val="100000"/>
+                <a:satMod val="103000"/>
+                <a:lumMod val="102000"/>
+                <a:tint val="94000"/>
+              </a:schemeClr>
+            </a:gs>
+            <a:gs pos="50000">
+              <a:schemeClr val="phClr">
+                <a:satMod val="110000"/>
+                <a:lumMod val="100000"/>
                 <a:shade val="100000"/>
-                <a:satMod val="130000"/>
               </a:schemeClr>
             </a:gs>
             <a:gs pos="100000">
               <a:schemeClr val="phClr">
-                <a:tint val="50000"/>
-                <a:shade val="100000"/>
-                <a:satMod val="350000"/>
+                <a:lumMod val="99000"/>
+                <a:satMod val="120000"/>
+                <a:shade val="78000"/>
               </a:schemeClr>
             </a:gs>
           </a:gsLst>
-          <a:lin ang="16200000" scaled="0"/>
+          <a:lin ang="5400000" scaled="0"/>
         </a:gradFill>
       </a:fillStyleLst>
       <a:lnStyleLst>
-        <a:ln w="9525" cap="flat" cmpd="sng" algn="ctr">
-          <a:solidFill>
-            <a:schemeClr val="phClr">
-              <a:shade val="95000"/>
-              <a:satMod val="105000"/>
-            </a:schemeClr>
-          </a:solidFill>
-          <a:prstDash val="solid"/>
-        </a:ln>
-        <a:ln w="25400" cap="flat" cmpd="sng" algn="ctr">
+        <a:ln w="6350" cap="flat" cmpd="sng" algn="ctr">
           <a:solidFill>
             <a:schemeClr val="phClr"/>
           </a:solidFill>
           <a:prstDash val="solid"/>
+          <a:miter lim="800000"/>
         </a:ln>
-        <a:ln w="38100" cap="flat" cmpd="sng" algn="ctr">
+        <a:ln w="12700" cap="flat" cmpd="sng" algn="ctr">
           <a:solidFill>
             <a:schemeClr val="phClr"/>
           </a:solidFill>
           <a:prstDash val="solid"/>
+          <a:miter lim="800000"/>
+        </a:ln>
+        <a:ln w="19050" cap="flat" cmpd="sng" algn="ctr">
+          <a:solidFill>
+            <a:schemeClr val="phClr"/>
+          </a:solidFill>
+          <a:prstDash val="solid"/>
+          <a:miter lim="800000"/>
         </a:ln>
       </a:lnStyleLst>
       <a:effectStyleLst>
         <a:effectStyle>
+          <a:effectLst/>
+        </a:effectStyle>
+        <a:effectStyle>
+          <a:effectLst/>
+        </a:effectStyle>
+        <a:effectStyle>
           <a:effectLst>
-            <a:outerShdw blurRad="40000" dist="20000" dir="5400000" rotWithShape="0">
+            <a:outerShdw blurRad="57150" dist="19050" dir="5400000" algn="ctr" rotWithShape="0">
               <a:srgbClr val="000000">
-                <a:alpha val="38000"/>
+                <a:alpha val="63000"/>
               </a:srgbClr>
             </a:outerShdw>
           </a:effectLst>
-        </a:effectStyle>
-        <a:effectStyle>
-          <a:effectLst>
-            <a:outerShdw blurRad="40000" dist="23000" dir="5400000" rotWithShape="0">
-              <a:srgbClr val="000000">
-                <a:alpha val="35000"/>
-              </a:srgbClr>
-            </a:outerShdw>
-          </a:effectLst>
-        </a:effectStyle>
-        <a:effectStyle>
-          <a:effectLst>
-            <a:outerShdw blurRad="40000" dist="23000" dir="5400000" rotWithShape="0">
-              <a:srgbClr val="000000">
-                <a:alpha val="35000"/>
-              </a:srgbClr>
-            </a:outerShdw>
-          </a:effectLst>
-          <a:scene3d>
-            <a:camera prst="orthographicFront">
-              <a:rot lat="0" lon="0" rev="0"/>
-            </a:camera>
-            <a:lightRig rig="threePt" dir="t">
-              <a:rot lat="0" lon="0" rev="1200000"/>
-            </a:lightRig>
-          </a:scene3d>
-          <a:sp3d>
-            <a:bevelT w="63500" h="25400"/>
-          </a:sp3d>
         </a:effectStyle>
       </a:effectStyleLst>
       <a:bgFillStyleLst>
         <a:solidFill>
           <a:schemeClr val="phClr"/>
         </a:solidFill>
+        <a:solidFill>
+          <a:schemeClr val="phClr">
+            <a:tint val="95000"/>
+            <a:satMod val="170000"/>
+          </a:schemeClr>
+        </a:solidFill>
         <a:gradFill rotWithShape="1">
           <a:gsLst>
             <a:gs pos="0">
               <a:schemeClr val="phClr">
-                <a:tint val="40000"/>
-                <a:satMod val="350000"/>
+                <a:tint val="93000"/>
+                <a:satMod val="150000"/>
+                <a:shade val="98000"/>
+                <a:lumMod val="102000"/>
               </a:schemeClr>
             </a:gs>
-            <a:gs pos="40000">
+            <a:gs pos="50000">
               <a:schemeClr val="phClr">
-                <a:tint val="45000"/>
-                <a:shade val="99000"/>
-                <a:satMod val="350000"/>
+                <a:tint val="98000"/>
+                <a:satMod val="130000"/>
+                <a:shade val="90000"/>
+                <a:lumMod val="103000"/>
               </a:schemeClr>
             </a:gs>
             <a:gs pos="100000">
               <a:schemeClr val="phClr">
-                <a:shade val="20000"/>
-                <a:satMod val="255000"/>
+                <a:shade val="63000"/>
+                <a:satMod val="120000"/>
               </a:schemeClr>
             </a:gs>
           </a:gsLst>
-          <a:path path="circle">
-            <a:fillToRect l="50000" t="-80000" r="50000" b="180000"/>
-          </a:path>
-        </a:gradFill>
-        <a:gradFill rotWithShape="1">
-          <a:gsLst>
-            <a:gs pos="0">
-              <a:schemeClr val="phClr">
-                <a:tint val="80000"/>
-                <a:satMod val="300000"/>
-              </a:schemeClr>
-            </a:gs>
-            <a:gs pos="100000">
-              <a:schemeClr val="phClr">
-                <a:shade val="30000"/>
-                <a:satMod val="200000"/>
-              </a:schemeClr>
-            </a:gs>
-          </a:gsLst>
-          <a:path path="circle">
-            <a:fillToRect l="50000" t="50000" r="50000" b="50000"/>
-          </a:path>
+          <a:lin ang="5400000" scaled="0"/>
         </a:gradFill>
       </a:bgFillStyleLst>
     </a:fmtScheme>
   </a:themeElements>
-  <a:objectDefaults>
-    <a:spDef>
-      <a:spPr/>
-      <a:bodyPr/>
-      <a:lstStyle/>
-      <a:style>
-        <a:lnRef idx="1">
-          <a:schemeClr val="accent1"/>
-        </a:lnRef>
-        <a:fillRef idx="3">
-          <a:schemeClr val="accent1"/>
-        </a:fillRef>
-        <a:effectRef idx="2">
-          <a:schemeClr val="accent1"/>
-        </a:effectRef>
-        <a:fontRef idx="minor">
-          <a:schemeClr val="lt1"/>
-        </a:fontRef>
-      </a:style>
-    </a:spDef>
-    <a:lnDef>
-      <a:spPr/>
-      <a:bodyPr/>
-      <a:lstStyle/>
-      <a:style>
-        <a:lnRef idx="2">
-          <a:schemeClr val="accent1"/>
-        </a:lnRef>
-        <a:fillRef idx="0">
-          <a:schemeClr val="accent1"/>
-        </a:fillRef>
-        <a:effectRef idx="1">
-          <a:schemeClr val="accent1"/>
-        </a:effectRef>
-        <a:fontRef idx="minor">
-          <a:schemeClr val="tx1"/>
-        </a:fontRef>
-      </a:style>
-    </a:lnDef>
-  </a:objectDefaults>
+  <a:objectDefaults/>
   <a:extraClrSchemeLst/>
+  <a:extLst>
+    <a:ext uri="{05A4C25C-085E-4340-85A3-A5531E510DB2}">
+      <thm15:themeFamily xmlns:thm15="http://schemas.microsoft.com/office/thememl/2012/main" name="Office Theme" id="{2E142A2C-CD16-42D6-873A-C26D2A0506FA}" vid="{1BDDFF52-6CD6-40A5-AB3C-68EB2F1E4D0A}"/>
+    </a:ext>
+  </a:extLst>
 </a:theme>
 </file>
--- a/visa_appendices/docx/C_personal_commitment_undertaking.docx
+++ b/visa_appendices/docx/C_personal_commitment_undertaking.docx
@@ -2,14 +2,6 @@
 <file path=word/document.xml><?xml version="1.0" encoding="utf-8"?>
 <w:document xmlns:w="http://schemas.openxmlformats.org/wordprocessingml/2006/main" xmlns:m="http://schemas.openxmlformats.org/officeDocument/2006/math" xmlns:r="http://schemas.openxmlformats.org/officeDocument/2006/relationships" xmlns:o="urn:schemas-microsoft-com:office:office" xmlns:v="urn:schemas-microsoft-com:vml" xmlns:w10="urn:schemas-microsoft-com:office:word" xmlns:a="http://schemas.openxmlformats.org/drawingml/2006/main" xmlns:pic="http://schemas.openxmlformats.org/drawingml/2006/picture" xmlns:wp="http://schemas.openxmlformats.org/drawingml/2006/wordprocessingDrawing">
   <w:body>
-    <w:p>
-      <w:pPr>
-        <w:pStyle w:val="Title"/>
-      </w:pPr>
-      <w:r>
-        <w:t xml:space="preserve">C_personal_commitment_undertaking</w:t>
-      </w:r>
-    </w:p>
     <w:bookmarkStart w:id="19" w:name="X831f24c297efbdb1fd1befe08114728cc404cf9"/>
     <w:p>
       <w:pPr>
